--- a/curriculum/reveal-documents/unit-3/teacher/unit-3-homework-answer-key.docx
+++ b/curriculum/reveal-documents/unit-3/teacher/unit-3-homework-answer-key.docx
@@ -21,6 +21,7 @@
     </w:p>
     <w:p>
       <w:pPr>
+        <w:pStyle w:val="Heading1"/>
         <w:spacing w:before="0" w:after="0" w:line="240" w:lineRule="auto"/>
       </w:pPr>
       <w:r>
@@ -533,6 +534,7 @@
           </w:p>
           <w:p>
             <w:pPr>
+              <w:pStyle w:val="Heading2"/>
               <w:spacing w:before="0" w:after="0" w:line="240" w:lineRule="auto"/>
             </w:pPr>
             <w:r>
@@ -1111,6 +1113,7 @@
           </w:p>
           <w:p>
             <w:pPr>
+              <w:pStyle w:val="Heading2"/>
               <w:spacing w:before="0" w:after="0" w:line="240" w:lineRule="auto"/>
             </w:pPr>
             <w:r>
@@ -1726,6 +1729,7 @@
           </w:p>
           <w:p>
             <w:pPr>
+              <w:pStyle w:val="Heading2"/>
               <w:spacing w:before="0" w:after="0" w:line="240" w:lineRule="auto"/>
             </w:pPr>
             <w:r>
@@ -2304,6 +2308,7 @@
           </w:p>
           <w:p>
             <w:pPr>
+              <w:pStyle w:val="Heading2"/>
               <w:spacing w:before="0" w:after="0" w:line="240" w:lineRule="auto"/>
             </w:pPr>
             <w:r>
@@ -2845,6 +2850,7 @@
           </w:p>
           <w:p>
             <w:pPr>
+              <w:pStyle w:val="Heading2"/>
               <w:spacing w:before="0" w:after="0" w:line="240" w:lineRule="auto"/>
             </w:pPr>
             <w:r>
@@ -3423,6 +3429,7 @@
           </w:p>
           <w:p>
             <w:pPr>
+              <w:pStyle w:val="Heading2"/>
               <w:spacing w:before="0" w:after="0" w:line="240" w:lineRule="auto"/>
             </w:pPr>
             <w:r>
@@ -4001,6 +4008,7 @@
           </w:p>
           <w:p>
             <w:pPr>
+              <w:pStyle w:val="Heading2"/>
               <w:spacing w:before="0" w:after="0" w:line="240" w:lineRule="auto"/>
             </w:pPr>
             <w:r>
@@ -4180,7 +4188,106 @@
               <w:sz w:val="15"/>
               <w:szCs w:val="15"/>
             </w:rPr>
-            <w:t xml:space="preserve">Homework Packets  ·  Answer Key  ·  Teacher Use</w:t>
+            <w:t xml:space="preserve">Page </w:t>
+          </w:r>
+          <w:r>
+            <w:rPr>
+              <w:rFonts w:ascii="Avenir Next" w:hAnsi="Avenir Next" w:cs="Avenir Next" w:eastAsia="Avenir Next"/>
+              <w:color w:val="5A5F66"/>
+              <w:sz w:val="15"/>
+              <w:szCs w:val="15"/>
+            </w:rPr>
+            <w:fldChar w:fldCharType="begin"/>
+          </w:r>
+          <w:r>
+            <w:rPr>
+              <w:rFonts w:ascii="Avenir Next" w:hAnsi="Avenir Next" w:cs="Avenir Next" w:eastAsia="Avenir Next"/>
+              <w:color w:val="5A5F66"/>
+              <w:sz w:val="15"/>
+              <w:szCs w:val="15"/>
+            </w:rPr>
+            <w:instrText xml:space="preserve"> PAGE </w:instrText>
+          </w:r>
+          <w:r>
+            <w:rPr>
+              <w:rFonts w:ascii="Avenir Next" w:hAnsi="Avenir Next" w:cs="Avenir Next" w:eastAsia="Avenir Next"/>
+              <w:color w:val="5A5F66"/>
+              <w:sz w:val="15"/>
+              <w:szCs w:val="15"/>
+            </w:rPr>
+            <w:fldChar w:fldCharType="separate"/>
+          </w:r>
+          <w:r>
+            <w:rPr>
+              <w:rFonts w:ascii="Avenir Next" w:hAnsi="Avenir Next" w:cs="Avenir Next" w:eastAsia="Avenir Next"/>
+              <w:color w:val="5A5F66"/>
+              <w:sz w:val="15"/>
+              <w:szCs w:val="15"/>
+            </w:rPr>
+            <w:t xml:space="preserve">1</w:t>
+          </w:r>
+          <w:r>
+            <w:rPr>
+              <w:rFonts w:ascii="Avenir Next" w:hAnsi="Avenir Next" w:cs="Avenir Next" w:eastAsia="Avenir Next"/>
+              <w:color w:val="5A5F66"/>
+              <w:sz w:val="15"/>
+              <w:szCs w:val="15"/>
+            </w:rPr>
+            <w:fldChar w:fldCharType="end"/>
+          </w:r>
+          <w:r>
+            <w:rPr>
+              <w:rFonts w:ascii="Avenir Next" w:hAnsi="Avenir Next" w:cs="Avenir Next" w:eastAsia="Avenir Next"/>
+              <w:color w:val="5A5F66"/>
+              <w:sz w:val="15"/>
+              <w:szCs w:val="15"/>
+            </w:rPr>
+            <w:t xml:space="preserve"> of </w:t>
+          </w:r>
+          <w:r>
+            <w:rPr>
+              <w:rFonts w:ascii="Avenir Next" w:hAnsi="Avenir Next" w:cs="Avenir Next" w:eastAsia="Avenir Next"/>
+              <w:color w:val="5A5F66"/>
+              <w:sz w:val="15"/>
+              <w:szCs w:val="15"/>
+            </w:rPr>
+            <w:fldChar w:fldCharType="begin"/>
+          </w:r>
+          <w:r>
+            <w:rPr>
+              <w:rFonts w:ascii="Avenir Next" w:hAnsi="Avenir Next" w:cs="Avenir Next" w:eastAsia="Avenir Next"/>
+              <w:color w:val="5A5F66"/>
+              <w:sz w:val="15"/>
+              <w:szCs w:val="15"/>
+            </w:rPr>
+            <w:instrText xml:space="preserve"> NUMPAGES </w:instrText>
+          </w:r>
+          <w:r>
+            <w:rPr>
+              <w:rFonts w:ascii="Avenir Next" w:hAnsi="Avenir Next" w:cs="Avenir Next" w:eastAsia="Avenir Next"/>
+              <w:color w:val="5A5F66"/>
+              <w:sz w:val="15"/>
+              <w:szCs w:val="15"/>
+            </w:rPr>
+            <w:fldChar w:fldCharType="separate"/>
+          </w:r>
+          <w:r>
+            <w:rPr>
+              <w:rFonts w:ascii="Avenir Next" w:hAnsi="Avenir Next" w:cs="Avenir Next" w:eastAsia="Avenir Next"/>
+              <w:color w:val="5A5F66"/>
+              <w:sz w:val="15"/>
+              <w:szCs w:val="15"/>
+            </w:rPr>
+            <w:t xml:space="preserve">1</w:t>
+          </w:r>
+          <w:r>
+            <w:rPr>
+              <w:rFonts w:ascii="Avenir Next" w:hAnsi="Avenir Next" w:cs="Avenir Next" w:eastAsia="Avenir Next"/>
+              <w:color w:val="5A5F66"/>
+              <w:sz w:val="15"/>
+              <w:szCs w:val="15"/>
+            </w:rPr>
+            <w:fldChar w:fldCharType="end"/>
           </w:r>
         </w:p>
       </w:tc>
@@ -4223,5 +4330,23 @@
       </w:tblCellMar>
     </w:tblPr>
   </w:style>
+  <w:style w:type="paragraph" w:styleId="Heading1">
+    <w:name w:val="heading 1"/>
+    <w:basedOn w:val="Normal"/>
+    <w:pPr>
+      <w:outlineLvl w:val="0"/>
+      <w:keepNext w:val="0"/>
+      <w:keepLines w:val="0"/>
+    </w:pPr>
+  </w:style>
+  <w:style w:type="paragraph" w:styleId="Heading2">
+    <w:name w:val="heading 2"/>
+    <w:basedOn w:val="Normal"/>
+    <w:pPr>
+      <w:outlineLvl w:val="1"/>
+      <w:keepNext w:val="0"/>
+      <w:keepLines w:val="0"/>
+    </w:pPr>
+  </w:style>
 </w:styles>
 </file>